--- a/hin/docx/20.content.docx
+++ b/hin/docx/20.content.docx
@@ -136,13 +136,6 @@
         <w:rPr>
           <w:lang w:val="hi_IN" w:bidi="hi_IN"/>
         </w:rPr>
-      </w:r>
-      <w:r>
-        <w:rPr>
-          <w:i/>
-          <w:lang w:val="hi_IN" w:bidi="hi_IN"/>
-        </w:rPr>
-        <w:t>नीतिवचन 1:1, नीतिवचन 1:3, नीतिवचन 1:5, नीतिवचन 1:7, नीतिवचन 1:8, नीतिवचन 1:10, नीतिवचन 1:13, नीतिवचन 1:16, नीतिवचन 1:19, नीतिवचन 1:20–21, नीतिवचन 1:24–25, नीतिवचन 1:26, नीतिवचन 1:28, नीतिवचन 1:31, नीतिवचन 1:33, नीतिवचन 2:1, नीतिवचन 2:3–4, नीतिवचन 2:5, नीतिवचन 2:7, नीतिवचन 2:9, नीतिवचन 2:11–13, नीतिवचन 2:15, नीतिवचन 2:17, नीतिवचन 2:18, नीतिवचन 2:20, नीतिवचन 2:21, नीतिवचन 2:22, नीतिवचन 3:1–2, नीतिवचन 3:3, नीतिवचन 3:5, नीतिवचन 3:7, नीतिवचन 3:9, नीतिवचन 3:12, नीतिवचन 3:14, नीतिवचन 3:17, नीतिवचन 3:19, नीतिवचन 3:21–22, नीतिवचन 3:24, नीतिवचन 3:25, नीतिवचन 3:27, नीतिवचन 3:29, नीतिवचन 3:32, नीतिवचन 3:34, नीतिवचन 3:35, नीतिवचन 4:1–2, नीतिवचन 4:4, नीतिवचन 4:6, नीतिवचन 4:8–9, नीतिवचन 4:11, नीतिवचन 4:13, नीतिवचन 4:14–15, नीतिवचन 4:16, नीतिवचन 4:18, नीतिवचन 4:19, नीतिवचन 4:23, नीतिवचन 4:24, नीतिवचन 4:25, नीतिवचन 5:1, नीतिवचन 5:4, नीतिवचन 5:5, नीतिवचन 5:8, नीतिवचन 5:9, नीतिवचन 5:11, नीतिवचन 5:12, नीतिवचन 5:15, नीतिवचन 5:18, नीतिवचन 5:19, नीतिवचन 5:21, नीतिवचन 5:22, नीतिवचन 6:1–2, नीतिवचन 6:3, नीतिवचन 6:6, नीतिवचन 6:8, नीतिवचन 6:11, नीतिवचन 6:12, नीतिवचन 6:15, नीतिवचन 6:16, नीतिवचन 6:18, नीतिवचन 6:19, नीतिवचन 6:23, नीतिवचन 6:26, नीतिवचन 6:30, नीतिवचन 6:32, नीतिवचन 6:35, नीतिवचन 7:1–2, नीतिवचन 7:4–5, नीतिवचन 7:6–7, नीतिवचन 7:10, नीतिवचन 7:12, नीतिवचन 7:14, नीतिवचन 7:15, नीतिवचन 7:16–18, नीतिवचन 7:19, नीतिवचन 7:22, नीतिवचन 7:23, नीतिवचन 7:25, नीतिवचन 7:27, नीतिवचन 8:1–3, नीतिवचन 8:4, नीतिवचन 8:6–7, नीतिवचन 8:11, नीतिवचन 8:13, नीतिवचन 8:15–16, नीतिवचन 8:19, नीतिवचन 8:21, नीतिवचन 8:23, नीतिवचन 8:26–27, नीतिवचन 8:30, नीतिवचन 8:31, नीतिवचन 8:35, नीतिवचन 8:36, नीतिवचन 9:1, नीतिवचन 9:3–4, नीतिवचन 9:6, नीतिवचन 9:7–8, नीतिवचन 9:8, नीतिवचन 9:10, नीतिवचन 9:10 (#2), नीतिवचन 9:13, नीतिवचन 9:17, नीतिवचन 9:18, नीतिवचन 10:1, नीतिवचन 10:3, नीतिवचन 10:4, नीतिवचन 10:6, नीतिवचन 10:8, नीतिवचन 10:12, नीतिवचन 10:13, नीतिवचन 10:17, नीतिवचन 10:19, नीतिवचन 10:22, नीतिवचन 10:25, नीतिवचन 10:26, नीतिवचन 10:27, नीतिवचन 10:29, नीतिवचन 10:31, नीतिवचन 11:2, नीतिवचन 11:4, नीतिवचन 11:6, नीतिवचन 11:8, नीतिवचन 11:9, नीतिवचन 11:13, नीतिवचन 11:15, नीतिवचन 11:18, नीतिवचन 11:20, नीतिवचन 11:21, नीतिवचन 11:24, नीतिवचन 11:25, नीतिवचन 11:28, नीतिवचन 11:30, नीतिवचन 11:31, नीतिवचन 12:1, नीतिवचन 12:2, नीतिवचन 12:4, नीतिवचन 12:5, नीतिवचन 12:7, नीतिवचन 12:10, नीतिवचन 12:13, नीतिवचन 12:15, नीतिवचन 12:18, नीतिवचन 12:20, नीतिवचन 12:22, नीतिवचन 12:24, नीतिवचन 12:26, नीतिवचन 12:28, नीतिवचन 13:1, नीतिवचन 13:3, नीतिवचन 13:4, नीतिवचन 13:7, नीतिवचन 13:8, नीतिवचन 13:10, नीतिवचन 13:11, नीतिवचन 13:14, नीतिवचन 13:16, नीतिवचन 13:18, नीतिवचन 13:20, नीतिवचन 13:22, नीतिवचन 13:24, नीतिवचन 13:25, नीतिवचन 14:1, नीतिवचन 14:2, नीतिवचन 14:5, नीतिवचन 14:7, नीतिवचन 14:11, नीतिवचन 14:11 (#2), नीतिवचन 14:14, नीतिवचन 14:16, नीतिवचन 14:17, नीतिवचन 14:19, नीतिवचन 14:22, नीतिवचन 14:23, नीतिवचन 14:27, नीतिवचन 14:29, नीतिवचन 14:31, नीतिवचन 14:34, नीतिवचन 15:1, नीतिवचन 15:3, नीतिवचन 15:5, नीतिवचन 15:8, नीतिवचन 15:10, नीतिवचन 15:13, नीतिवचन 15:16, नीतिवचन 15:18, नीतिवचन 15:20, नीतिवचन 15:22, नीतिवचन 15:25, नीतिवचन 15:28, नीतिवचन 15:31, नीतिवचन 15:33, नीतिवचन 16:2, नीतिवचन 16:4, नीतिवचन 16:6, नीतिवचन 16:9, नीतिवचन 16:12, नीतिवचन 16:14, नीतिवचन 16:16, नीतिवचन 16:18, नीतिवचन 16:20, नीतिवचन 16:23, नीतिवचन 16:25, नीतिवचन 16:28, नीतिवचन 16:30, नीतिवचन 16:31, नीतिवचन 16:32, नीतिवचन 16:33, नीतिवचन 17:2, नीतिवचन 17:4, नीतिवचन 17:5, नीतिवचन 17:8, नीतिवचन 17:10, नीतिवचन 17:12, नीतिवचन 17:14, नीतिवचन 17:15, नीतिवचन 17:18, नीतिवचन 17:20, नीतिवचन 17:22, नीतिवचन 17:25, नीतिवचन 17:28, नीतिवचन 18:2, नीतिवचन 18:3, नीतिवचन 18:6, नीतिवचन 18:8, नीतिवचन 18:10, नीतिवचन 18:12, नीतिवचन 18:14, नीतिवचन 18:17, नीतिवचन 18:19, नीतिवचन 18:21, नीतिवचन 18:23, नीतिवचन 19:2, नीतिवचन 19:5, नीतिवचन 19:7, नीतिवचन 19:8, नीतिवचन 19:11, नीतिवचन 19:13, नीतिवचन 19:14, नीतिवचन 19:17, नीतिवचन 19:19, नीतिवचन 19:20, नीतिवचन 19:23, नीतिवचन 19:24, नीतिवचन 19:26, नीतिवचन 19:28, नीतिवचन 20:2, नीतिवचन 20:3, नीतिवचन 20:6, नीतिवचन 20:9, नीतिवचन 20:11, नीतिवचन 20:13, नीतिवचन 20:15, नीतिवचन 20:17, नीतिवचन 20:20, नीतिवचन 20:22, नीतिवचन 20:25, नीतिवचन 20:28, नीतिवचन 20:29, नीतिवचन 21:1, नीतिवचन 21:3, नीतिवचन 21:6, नीतिवचन 21:7, नीतिवचन 21:10, नीतिवचन 21:11, नीतिवचन 21:14, नीतिवचन 21:16, नीतिवचन 21:19, नीतिवचन 21:22, नीतिवचन 21:24, नीतिवचन 21:27, नीतिवचन 21:30, नीतिवचन 21:31, नीतिवचन 22:2, नीतिवचन 22:4, नीतिवचन 22:6, नीतिवचन 22:7, नीतिवचन 22:10, नीतिवचन 22:13, नीतिवचन 22:14, नीतिवचन 22:15, नीतिवचन 22:19, नीतिवचन 22:22, नीतिवचन 22:23, नीतिवचन 22:25, नीतिवचन 22:27, नीतिवचन 22:28, नीतिवचन 23:1, नीतिवचन 23:4, नीतिवचन 23:5, नीतिवचन 23:7, नीतिवचन 23:9, नीतिवचन 23:11, नीतिवचन 23:13, नीतिवचन 23:16, नीतिवचन 23:20, नीतिवचन 23:23, नीतिवचन 23:26, नीतिवचन 23:28, नीतिवचन 23:29–30, नीतिवचन 23:33, नीतिवचन 23:35, नीतिवचन 24:1, नीतिवचन 24:3, नीतिवचन 24:5, नीतिवचन 24:8, नीतिवचन 24:10, नीतिवचन 24:12, नीतिवचन 24:15, नीतिवचन 24:17–18, नीतिवचन 24:20, नीतिवचन 24:21, नीतिवचन 24:24, नीतिवचन 24:26, नीतिवचन 24:29, नीतिवचन 24:30–31, नीतिवचन 24:34, नीतिवचन 25:1, नीतिवचन 25:2, नीतिवचन 25:5, नीतिवचन 25:7, नीतिवचन 25:7–8, नीतिवचन 25:13, नीतिवचन 25:15, नीतिवचन 25:17, नीतिवचन 25:19, नीतिवचन 25:21, नीतिवचन 25:22, नीतिवचन 26:2, नीतिवचन 26:4, नीतिवचन 26:6, नीतिवचन 26:10, नीतिवचन 26:11, नीतिवचन 26:14, नीतिवचन 26:16, नीतिवचन 26:19, नीतिवचन 26:21, नीतिवचन 26:24, नीतिवचन 26:27, नीतिवचन 26:28, नीतिवचन 27:1, नीतिवचन 27:3, नीतिवचन 27:6, नीतिवचन 27:7, नीतिवचन 27:10, नीतिवचन 27:12, नीतिवचन 27:14, नीतिवचन 27:15–16, नीतिवचन 27:17, नीतिवचन 27:20, नीतिवचन 27:22, नीतिवचन 27:24, नीतिवचन 27:26, नीतिवचन 28:1, नीतिवचन 28:4, नीतिवचन 28:6, नीतिवचन 28:8, नीतिवचन 28:10, नीतिवचन 28:12, नीतिवचन 28:13, नीतिवचन 28:16, नीतिवचन 28:17, नीतिवचन 28:19, नीतिवचन 28:22, नीतिवचन 28:25, नीतिवचन 28:27, नीतिवचन 29:1, नीतिवचन 29:3, नीतिवचन 29:6, नीतिवचन 29:8, नीतिवचन 29:10, नीतिवचन 29:11, नीतिवचन 29:14, नीतिवचन 29:17, नीतिवचन 29:18, नीतिवचन 29:20, नीतिवचन 29:23, नीतिवचन 29:25, नीतिवचन 29:27, नीतिवचन 30:1, नीतिवचन 30:3, नीतिवचन 30:6, नीतिवचन 30:8, नीतिवचन 30:9, नीतिवचन 30:11–12, नीतिवचन 30:14, नीतिवचन 30:15–16, नीतिवचन 30:19, नीतिवचन 30:22, नीतिवचन 30:27, नीतिवचन 30:30, नीतिवचन 30:32, नीतिवचन 30:33, नीतिवचन 31:1, नीतिवचन 31:3, नीतिवचन 31:5, नीतिवचन 31:7, नीतिवचन 31:9, नीतिवचन 31:10, नीतिवचन 31:12, नीतिवचन 31:15, नीतिवचन 31:17, नीतिवचन 31:20, नीतिवचन 31:23, नीतिवचन 31:26, नीतिवचन 31:28, नीतिवचन 31:30</w:t>
       </w:r>
       <w:r>
         <w:rPr>

--- a/hin/docx/20.content.docx
+++ b/hin/docx/20.content.docx
@@ -123,19 +123,6 @@
           <w:lang w:val="hi_IN" w:bidi="hi_IN"/>
         </w:rPr>
         <w:t>PRO</w:t>
-      </w:r>
-      <w:r>
-        <w:rPr>
-          <w:lang w:val="hi_IN" w:bidi="hi_IN"/>
-        </w:rPr>
-      </w:r>
-    </w:p>
-    <w:p>
-      <w:pPr/>
-      <w:r>
-        <w:rPr>
-          <w:lang w:val="hi_IN" w:bidi="hi_IN"/>
-        </w:rPr>
       </w:r>
       <w:r>
         <w:rPr>

--- a/hin/docx/20.content.docx
+++ b/hin/docx/20.content.docx
@@ -19,7 +19,7 @@
         <w:rPr>
           <w:lang w:val="hi_IN" w:bidi="hi_IN"/>
         </w:rPr>
-        <w:t>Resource: अनुवाद प्रश्न (unfoldingWord)</w:t>
+        <w:t>Resource: unfoldingWord® Translation Questions</w:t>
       </w:r>
       <w:r>
         <w:rPr>
@@ -85,7 +85,7 @@
         <w:rPr>
           <w:lang w:val="hi_IN" w:bidi="hi_IN"/>
         </w:rPr>
-        <w:t>अनुवाद प्रश्न (unfoldingWord)</w:t>
+        <w:t>unfoldingWord® Translation Questions</w:t>
       </w:r>
     </w:p>
     <w:p>
